--- a/Техническое задание Хакатон.docx
+++ b/Техническое задание Хакатон.docx
@@ -1,6 +1,6 @@
 
 <file path=word/document.xml><?xml version="1.0" encoding="utf-8"?>
-<w:document xmlns:wpc="http://schemas.microsoft.com/office/word/2010/wordprocessingCanvas" xmlns:cx="http://schemas.microsoft.com/office/drawing/2014/chartex" xmlns:cx1="http://schemas.microsoft.com/office/drawing/2015/9/8/chartex" xmlns:cx2="http://schemas.microsoft.com/office/drawing/2015/10/21/chartex" xmlns:cx3="http://schemas.microsoft.com/office/drawing/2016/5/9/chartex" xmlns:cx4="http://schemas.microsoft.com/office/drawing/2016/5/10/chartex" xmlns:cx5="http://schemas.microsoft.com/office/drawing/2016/5/11/chartex" xmlns:cx6="http://schemas.microsoft.com/office/drawing/2016/5/12/chartex" xmlns:cx7="http://schemas.microsoft.com/office/drawing/2016/5/13/chartex" xmlns:cx8="http://schemas.microsoft.com/office/drawing/2016/5/14/chartex" xmlns:mc="http://schemas.openxmlformats.org/markup-compatibility/2006" xmlns:aink="http://schemas.microsoft.com/office/drawing/2016/ink" xmlns:am3d="http://schemas.microsoft.com/office/drawing/2017/model3d" xmlns:o="urn:schemas-microsoft-com:office:office" xmlns:oel="http://schemas.microsoft.com/office/2019/extlst" xmlns:r="http://schemas.openxmlformats.org/officeDocument/2006/relationships" xmlns:m="http://schemas.openxmlformats.org/officeDocument/2006/math" xmlns:v="urn:schemas-microsoft-com:vml" xmlns:wp14="http://schemas.microsoft.com/office/word/2010/wordprocessingDrawing" xmlns:wp="http://schemas.openxmlformats.org/drawingml/2006/wordprocessingDrawing" xmlns:w10="urn:schemas-microsoft-com:office:word" xmlns:w="http://schemas.openxmlformats.org/wordprocessingml/2006/main" xmlns:w14="http://schemas.microsoft.com/office/word/2010/wordml" xmlns:w15="http://schemas.microsoft.com/office/word/2012/wordml" xmlns:w16cex="http://schemas.microsoft.com/office/word/2018/wordml/cex" xmlns:w16cid="http://schemas.microsoft.com/office/word/2016/wordml/cid" xmlns:w16="http://schemas.microsoft.com/office/word/2018/wordml" xmlns:w16sdtdh="http://schemas.microsoft.com/office/word/2020/wordml/sdtdatahash" xmlns:w16se="http://schemas.microsoft.com/office/word/2015/wordml/symex" xmlns:wpg="http://schemas.microsoft.com/office/word/2010/wordprocessingGroup" xmlns:wpi="http://schemas.microsoft.com/office/word/2010/wordprocessingInk" xmlns:wne="http://schemas.microsoft.com/office/word/2006/wordml" xmlns:wps="http://schemas.microsoft.com/office/word/2010/wordprocessingShape" mc:Ignorable="w14 w15 w16se w16cid w16 w16cex w16sdtdh wp14">
+<w:document xmlns:wpc="http://schemas.microsoft.com/office/word/2010/wordprocessingCanvas" xmlns:cx="http://schemas.microsoft.com/office/drawing/2014/chartex" xmlns:cx1="http://schemas.microsoft.com/office/drawing/2015/9/8/chartex" xmlns:mc="http://schemas.openxmlformats.org/markup-compatibility/2006" xmlns:o="urn:schemas-microsoft-com:office:office" xmlns:r="http://schemas.openxmlformats.org/officeDocument/2006/relationships" xmlns:m="http://schemas.openxmlformats.org/officeDocument/2006/math" xmlns:v="urn:schemas-microsoft-com:vml" xmlns:wp14="http://schemas.microsoft.com/office/word/2010/wordprocessingDrawing" xmlns:wp="http://schemas.openxmlformats.org/drawingml/2006/wordprocessingDrawing" xmlns:w10="urn:schemas-microsoft-com:office:word" xmlns:w="http://schemas.openxmlformats.org/wordprocessingml/2006/main" xmlns:w14="http://schemas.microsoft.com/office/word/2010/wordml" xmlns:w15="http://schemas.microsoft.com/office/word/2012/wordml" xmlns:w16se="http://schemas.microsoft.com/office/word/2015/wordml/symex" xmlns:wpg="http://schemas.microsoft.com/office/word/2010/wordprocessingGroup" xmlns:wpi="http://schemas.microsoft.com/office/word/2010/wordprocessingInk" xmlns:wne="http://schemas.microsoft.com/office/word/2006/wordml" xmlns:wps="http://schemas.microsoft.com/office/word/2010/wordprocessingShape" mc:Ignorable="w14 w15 w16se wp14">
   <w:body>
     <w:p>
       <w:pPr>
@@ -446,10 +446,6 @@
     <w:p>
       <w:pPr>
         <w:pStyle w:val="a6"/>
-        <w:numPr>
-          <w:ilvl w:val="0"/>
-          <w:numId w:val="13"/>
-        </w:numPr>
         <w:rPr>
           <w:rFonts w:eastAsia="Times New Roman" w:cs="Times New Roman"/>
           <w:b w:val="0"/>
@@ -471,6 +467,7 @@
         <w:t>«Рецепты из того, что уже есть» — позволяет подобрать рецепты на основе товаров, которые пользователь уже имеет в наличии.</w:t>
       </w:r>
     </w:p>
+    <w:p/>
     <w:p>
       <w:pPr>
         <w:pStyle w:val="a6"/>
@@ -486,6 +483,8 @@
         </w:rPr>
         <w:t>Цель проекта</w:t>
       </w:r>
+      <w:bookmarkStart w:id="0" w:name="_GoBack"/>
+      <w:bookmarkEnd w:id="0"/>
     </w:p>
     <w:p>
       <w:pPr>
@@ -495,8 +494,8 @@
           <w:sz w:val="28"/>
         </w:rPr>
       </w:pPr>
-      <w:bookmarkStart w:id="0" w:name="_Toc223967936"/>
-      <w:bookmarkEnd w:id="0"/>
+      <w:bookmarkStart w:id="1" w:name="_Toc223967936"/>
+      <w:bookmarkEnd w:id="1"/>
       <w:r>
         <w:rPr>
           <w:sz w:val="28"/>
@@ -1584,6 +1583,7 @@
               <w:rPr>
                 <w:sz w:val="28"/>
               </w:rPr>
+              <w:lastRenderedPageBreak/>
               <w:t>Оформление модели процесса TO BE в BPMN</w:t>
             </w:r>
           </w:p>
@@ -4139,21 +4139,7 @@
         <w:rPr>
           <w:sz w:val="28"/>
         </w:rPr>
-        <w:t>Система должна отображать «топ популярных рецептов</w:t>
-      </w:r>
-      <w:proofErr w:type="gramStart"/>
-      <w:r>
-        <w:rPr>
-          <w:sz w:val="28"/>
-        </w:rPr>
-        <w:t>» в случае если</w:t>
-      </w:r>
-      <w:proofErr w:type="gramEnd"/>
-      <w:r>
-        <w:rPr>
-          <w:sz w:val="28"/>
-        </w:rPr>
-        <w:t xml:space="preserve"> релевантных рецептов не найдено.</w:t>
+        <w:t>Система должна отображать «топ популярных рецептов» в случае если релевантных рецептов не найдено.</w:t>
       </w:r>
     </w:p>
     <w:p>
@@ -7893,17 +7879,8 @@
                 <w:sz w:val="28"/>
                 <w:szCs w:val="24"/>
               </w:rPr>
-              <w:t>Снижение производительности основного приложения из‑</w:t>
-            </w:r>
-            <w:proofErr w:type="gramStart"/>
-            <w:r>
-              <w:rPr>
-                <w:sz w:val="28"/>
-                <w:szCs w:val="24"/>
-              </w:rPr>
-              <w:t>за новых функций</w:t>
-            </w:r>
-            <w:proofErr w:type="gramEnd"/>
+              <w:t>Снижение производительности основного приложения из‑за новых функций</w:t>
+            </w:r>
           </w:p>
         </w:tc>
         <w:tc>
@@ -8069,7 +8046,7 @@
 </file>
 
 <file path=word/numbering.xml><?xml version="1.0" encoding="utf-8"?>
-<w:numbering xmlns:wpc="http://schemas.microsoft.com/office/word/2010/wordprocessingCanvas" xmlns:cx="http://schemas.microsoft.com/office/drawing/2014/chartex" xmlns:cx1="http://schemas.microsoft.com/office/drawing/2015/9/8/chartex" xmlns:cx2="http://schemas.microsoft.com/office/drawing/2015/10/21/chartex" xmlns:cx3="http://schemas.microsoft.com/office/drawing/2016/5/9/chartex" xmlns:cx4="http://schemas.microsoft.com/office/drawing/2016/5/10/chartex" xmlns:cx5="http://schemas.microsoft.com/office/drawing/2016/5/11/chartex" xmlns:cx6="http://schemas.microsoft.com/office/drawing/2016/5/12/chartex" xmlns:cx7="http://schemas.microsoft.com/office/drawing/2016/5/13/chartex" xmlns:cx8="http://schemas.microsoft.com/office/drawing/2016/5/14/chartex" xmlns:mc="http://schemas.openxmlformats.org/markup-compatibility/2006" xmlns:aink="http://schemas.microsoft.com/office/drawing/2016/ink" xmlns:am3d="http://schemas.microsoft.com/office/drawing/2017/model3d" xmlns:o="urn:schemas-microsoft-com:office:office" xmlns:oel="http://schemas.microsoft.com/office/2019/extlst" xmlns:r="http://schemas.openxmlformats.org/officeDocument/2006/relationships" xmlns:m="http://schemas.openxmlformats.org/officeDocument/2006/math" xmlns:v="urn:schemas-microsoft-com:vml" xmlns:wp14="http://schemas.microsoft.com/office/word/2010/wordprocessingDrawing" xmlns:wp="http://schemas.openxmlformats.org/drawingml/2006/wordprocessingDrawing" xmlns:w10="urn:schemas-microsoft-com:office:word" xmlns:w="http://schemas.openxmlformats.org/wordprocessingml/2006/main" xmlns:w14="http://schemas.microsoft.com/office/word/2010/wordml" xmlns:w15="http://schemas.microsoft.com/office/word/2012/wordml" xmlns:w16cex="http://schemas.microsoft.com/office/word/2018/wordml/cex" xmlns:w16cid="http://schemas.microsoft.com/office/word/2016/wordml/cid" xmlns:w16="http://schemas.microsoft.com/office/word/2018/wordml" xmlns:w16sdtdh="http://schemas.microsoft.com/office/word/2020/wordml/sdtdatahash" xmlns:w16se="http://schemas.microsoft.com/office/word/2015/wordml/symex" xmlns:wpg="http://schemas.microsoft.com/office/word/2010/wordprocessingGroup" xmlns:wpi="http://schemas.microsoft.com/office/word/2010/wordprocessingInk" xmlns:wne="http://schemas.microsoft.com/office/word/2006/wordml" xmlns:wps="http://schemas.microsoft.com/office/word/2010/wordprocessingShape" mc:Ignorable="w14 w15 w16se w16cid w16 w16cex w16sdtdh wp14">
+<w:numbering xmlns:wpc="http://schemas.microsoft.com/office/word/2010/wordprocessingCanvas" xmlns:cx="http://schemas.microsoft.com/office/drawing/2014/chartex" xmlns:cx1="http://schemas.microsoft.com/office/drawing/2015/9/8/chartex" xmlns:mc="http://schemas.openxmlformats.org/markup-compatibility/2006" xmlns:o="urn:schemas-microsoft-com:office:office" xmlns:r="http://schemas.openxmlformats.org/officeDocument/2006/relationships" xmlns:m="http://schemas.openxmlformats.org/officeDocument/2006/math" xmlns:v="urn:schemas-microsoft-com:vml" xmlns:wp14="http://schemas.microsoft.com/office/word/2010/wordprocessingDrawing" xmlns:wp="http://schemas.openxmlformats.org/drawingml/2006/wordprocessingDrawing" xmlns:w10="urn:schemas-microsoft-com:office:word" xmlns:w="http://schemas.openxmlformats.org/wordprocessingml/2006/main" xmlns:w14="http://schemas.microsoft.com/office/word/2010/wordml" xmlns:w15="http://schemas.microsoft.com/office/word/2012/wordml" xmlns:w16se="http://schemas.microsoft.com/office/word/2015/wordml/symex" xmlns:wpg="http://schemas.microsoft.com/office/word/2010/wordprocessingGroup" xmlns:wpi="http://schemas.microsoft.com/office/word/2010/wordprocessingInk" xmlns:wne="http://schemas.microsoft.com/office/word/2006/wordml" xmlns:wps="http://schemas.microsoft.com/office/word/2010/wordprocessingShape" mc:Ignorable="w14 w15 w16se wp14">
   <w:abstractNum w:abstractNumId="0" w15:restartNumberingAfterBreak="0">
     <w:nsid w:val="020D54B1"/>
     <w:multiLevelType w:val="hybridMultilevel"/>
@@ -11515,116 +11492,116 @@
       <w:lvlJc w:val="left"/>
     </w:lvl>
   </w:abstractNum>
-  <w:num w:numId="1" w16cid:durableId="1342004292">
+  <w:num w:numId="1">
     <w:abstractNumId w:val="34"/>
   </w:num>
-  <w:num w:numId="2" w16cid:durableId="1887793854">
+  <w:num w:numId="2">
     <w:abstractNumId w:val="17"/>
   </w:num>
-  <w:num w:numId="3" w16cid:durableId="1708604899">
+  <w:num w:numId="3">
     <w:abstractNumId w:val="8"/>
   </w:num>
-  <w:num w:numId="4" w16cid:durableId="1671716154">
+  <w:num w:numId="4">
     <w:abstractNumId w:val="30"/>
   </w:num>
-  <w:num w:numId="5" w16cid:durableId="1549758590">
+  <w:num w:numId="5">
     <w:abstractNumId w:val="20"/>
   </w:num>
-  <w:num w:numId="6" w16cid:durableId="135799657">
+  <w:num w:numId="6">
     <w:abstractNumId w:val="32"/>
   </w:num>
-  <w:num w:numId="7" w16cid:durableId="303045975">
+  <w:num w:numId="7">
     <w:abstractNumId w:val="0"/>
   </w:num>
-  <w:num w:numId="8" w16cid:durableId="1026557990">
+  <w:num w:numId="8">
     <w:abstractNumId w:val="7"/>
   </w:num>
-  <w:num w:numId="9" w16cid:durableId="1798256489">
+  <w:num w:numId="9">
     <w:abstractNumId w:val="19"/>
   </w:num>
-  <w:num w:numId="10" w16cid:durableId="1890602898">
+  <w:num w:numId="10">
     <w:abstractNumId w:val="14"/>
   </w:num>
-  <w:num w:numId="11" w16cid:durableId="2031949018">
+  <w:num w:numId="11">
     <w:abstractNumId w:val="10"/>
   </w:num>
-  <w:num w:numId="12" w16cid:durableId="1872112899">
+  <w:num w:numId="12">
     <w:abstractNumId w:val="6"/>
   </w:num>
-  <w:num w:numId="13" w16cid:durableId="146285196">
+  <w:num w:numId="13">
     <w:abstractNumId w:val="29"/>
   </w:num>
-  <w:num w:numId="14" w16cid:durableId="309486075">
+  <w:num w:numId="14">
     <w:abstractNumId w:val="13"/>
   </w:num>
-  <w:num w:numId="15" w16cid:durableId="639842829">
+  <w:num w:numId="15">
     <w:abstractNumId w:val="9"/>
   </w:num>
-  <w:num w:numId="16" w16cid:durableId="835918234">
+  <w:num w:numId="16">
     <w:abstractNumId w:val="22"/>
   </w:num>
-  <w:num w:numId="17" w16cid:durableId="1630160444">
+  <w:num w:numId="17">
     <w:abstractNumId w:val="27"/>
   </w:num>
-  <w:num w:numId="18" w16cid:durableId="1604998309">
+  <w:num w:numId="18">
     <w:abstractNumId w:val="1"/>
   </w:num>
-  <w:num w:numId="19" w16cid:durableId="2102989630">
+  <w:num w:numId="19">
     <w:abstractNumId w:val="31"/>
   </w:num>
-  <w:num w:numId="20" w16cid:durableId="1222256136">
+  <w:num w:numId="20">
     <w:abstractNumId w:val="23"/>
   </w:num>
-  <w:num w:numId="21" w16cid:durableId="2081520243">
+  <w:num w:numId="21">
     <w:abstractNumId w:val="2"/>
   </w:num>
-  <w:num w:numId="22" w16cid:durableId="805857396">
+  <w:num w:numId="22">
     <w:abstractNumId w:val="3"/>
   </w:num>
-  <w:num w:numId="23" w16cid:durableId="1835142693">
+  <w:num w:numId="23">
     <w:abstractNumId w:val="15"/>
   </w:num>
-  <w:num w:numId="24" w16cid:durableId="588125362">
+  <w:num w:numId="24">
     <w:abstractNumId w:val="18"/>
   </w:num>
-  <w:num w:numId="25" w16cid:durableId="243031071">
+  <w:num w:numId="25">
     <w:abstractNumId w:val="25"/>
   </w:num>
-  <w:num w:numId="26" w16cid:durableId="1646810339">
+  <w:num w:numId="26">
     <w:abstractNumId w:val="28"/>
   </w:num>
-  <w:num w:numId="27" w16cid:durableId="727412294">
+  <w:num w:numId="27">
     <w:abstractNumId w:val="24"/>
   </w:num>
-  <w:num w:numId="28" w16cid:durableId="1058895062">
+  <w:num w:numId="28">
     <w:abstractNumId w:val="4"/>
   </w:num>
-  <w:num w:numId="29" w16cid:durableId="425536851">
+  <w:num w:numId="29">
     <w:abstractNumId w:val="5"/>
   </w:num>
-  <w:num w:numId="30" w16cid:durableId="810751611">
+  <w:num w:numId="30">
     <w:abstractNumId w:val="16"/>
   </w:num>
-  <w:num w:numId="31" w16cid:durableId="2113015118">
+  <w:num w:numId="31">
     <w:abstractNumId w:val="21"/>
   </w:num>
-  <w:num w:numId="32" w16cid:durableId="904612267">
+  <w:num w:numId="32">
     <w:abstractNumId w:val="12"/>
   </w:num>
-  <w:num w:numId="33" w16cid:durableId="502008659">
+  <w:num w:numId="33">
     <w:abstractNumId w:val="26"/>
   </w:num>
-  <w:num w:numId="34" w16cid:durableId="230626785">
+  <w:num w:numId="34">
     <w:abstractNumId w:val="33"/>
   </w:num>
-  <w:num w:numId="35" w16cid:durableId="124782444">
+  <w:num w:numId="35">
     <w:abstractNumId w:val="11"/>
   </w:num>
 </w:numbering>
 </file>
 
 <file path=word/styles.xml><?xml version="1.0" encoding="utf-8"?>
-<w:styles xmlns:mc="http://schemas.openxmlformats.org/markup-compatibility/2006" xmlns:r="http://schemas.openxmlformats.org/officeDocument/2006/relationships" xmlns:w="http://schemas.openxmlformats.org/wordprocessingml/2006/main" xmlns:w14="http://schemas.microsoft.com/office/word/2010/wordml" xmlns:w15="http://schemas.microsoft.com/office/word/2012/wordml" xmlns:w16cex="http://schemas.microsoft.com/office/word/2018/wordml/cex" xmlns:w16cid="http://schemas.microsoft.com/office/word/2016/wordml/cid" xmlns:w16="http://schemas.microsoft.com/office/word/2018/wordml" xmlns:w16sdtdh="http://schemas.microsoft.com/office/word/2020/wordml/sdtdatahash" xmlns:w16se="http://schemas.microsoft.com/office/word/2015/wordml/symex" mc:Ignorable="w14 w15 w16se w16cid w16 w16cex w16sdtdh">
+<w:styles xmlns:mc="http://schemas.openxmlformats.org/markup-compatibility/2006" xmlns:r="http://schemas.openxmlformats.org/officeDocument/2006/relationships" xmlns:w="http://schemas.openxmlformats.org/wordprocessingml/2006/main" xmlns:w14="http://schemas.microsoft.com/office/word/2010/wordml" xmlns:w15="http://schemas.microsoft.com/office/word/2012/wordml" xmlns:w16se="http://schemas.microsoft.com/office/word/2015/wordml/symex" mc:Ignorable="w14 w15 w16se">
   <w:docDefaults>
     <w:rPrDefault>
       <w:rPr>
@@ -11640,7 +11617,7 @@
       </w:pPr>
     </w:pPrDefault>
   </w:docDefaults>
-  <w:latentStyles w:defLockedState="0" w:defUIPriority="0" w:defSemiHidden="0" w:defUnhideWhenUsed="0" w:defQFormat="0" w:count="376">
+  <w:latentStyles w:defLockedState="0" w:defUIPriority="0" w:defSemiHidden="0" w:defUnhideWhenUsed="0" w:defQFormat="0" w:count="371">
     <w:lsdException w:name="Normal" w:qFormat="1"/>
     <w:lsdException w:name="heading 1" w:uiPriority="9" w:qFormat="1"/>
     <w:lsdException w:name="heading 2" w:semiHidden="1" w:uiPriority="9" w:unhideWhenUsed="1" w:qFormat="1"/>
@@ -12012,11 +11989,6 @@
     <w:lsdException w:name="List Table 5 Dark Accent 6" w:uiPriority="50"/>
     <w:lsdException w:name="List Table 6 Colorful Accent 6" w:uiPriority="51"/>
     <w:lsdException w:name="List Table 7 Colorful Accent 6" w:uiPriority="52"/>
-    <w:lsdException w:name="Mention" w:semiHidden="1" w:uiPriority="99" w:unhideWhenUsed="1"/>
-    <w:lsdException w:name="Smart Hyperlink" w:semiHidden="1" w:uiPriority="99" w:unhideWhenUsed="1"/>
-    <w:lsdException w:name="Hashtag" w:semiHidden="1" w:uiPriority="99" w:unhideWhenUsed="1"/>
-    <w:lsdException w:name="Unresolved Mention" w:semiHidden="1" w:uiPriority="99" w:unhideWhenUsed="1"/>
-    <w:lsdException w:name="Smart Link" w:semiHidden="1" w:uiPriority="99" w:unhideWhenUsed="1"/>
   </w:latentStyles>
   <w:style w:type="paragraph" w:default="1" w:styleId="a">
     <w:name w:val="Normal"/>
